--- a/docs/test/UAT-3-Test-Procedures.docx
+++ b/docs/test/UAT-3-Test-Procedures.docx
@@ -428,7 +428,7 @@
                 <w:sz w:val="20"/>
                 <w:szCs w:val="20"/>
               </w:rPr>
-              <w:t>สาขา main (commit d73864f)</w:t>
+              <w:t>สาขา main (commit 9834fbf)</w:t>
             </w:r>
           </w:p>
         </w:tc>
@@ -533,7 +533,7 @@
     <w:sdt>
       <w:sdtPr>
         <w:alias w:val="สารบัญ"/>
-        <w:id w:val="-454108716"/>
+        <w:id w:val="-1947525544"/>
       </w:sdtPr>
       <w:sdtEndPr>
         <w:rPr>
@@ -566,7 +566,7 @@
           <w:r>
             <w:fldChar w:fldCharType="separate"/>
           </w:r>
-          <w:hyperlink w:anchor="_Toc242979336" w:history="1">
+          <w:hyperlink w:anchor="_Toc242994706" w:history="1">
             <w:r>
               <w:rPr>
                 <w:rStyle w:val="Hyperlink"/>
@@ -592,7 +592,7 @@
               <w:rPr>
                 <w:noProof/>
               </w:rPr>
-              <w:instrText xml:space="preserve"> PAGEREF _Toc242979336 \h </w:instrText>
+              <w:instrText xml:space="preserve"> PAGEREF _Toc242994706 \h </w:instrText>
             </w:r>
             <w:r>
               <w:rPr>
@@ -634,7 +634,7 @@
               <w14:ligatures w14:val="standardContextual"/>
             </w:rPr>
           </w:pPr>
-          <w:hyperlink w:anchor="_Toc242979337" w:history="1">
+          <w:hyperlink w:anchor="_Toc242994707" w:history="1">
             <w:r>
               <w:rPr>
                 <w:rStyle w:val="Hyperlink"/>
@@ -660,7 +660,7 @@
               <w:rPr>
                 <w:noProof/>
               </w:rPr>
-              <w:instrText xml:space="preserve"> PAGEREF _Toc242979337 \h </w:instrText>
+              <w:instrText xml:space="preserve"> PAGEREF _Toc242994707 \h </w:instrText>
             </w:r>
             <w:r>
               <w:rPr>
@@ -702,7 +702,7 @@
               <w14:ligatures w14:val="standardContextual"/>
             </w:rPr>
           </w:pPr>
-          <w:hyperlink w:anchor="_Toc242979338" w:history="1">
+          <w:hyperlink w:anchor="_Toc242994708" w:history="1">
             <w:r>
               <w:rPr>
                 <w:rStyle w:val="Hyperlink"/>
@@ -728,7 +728,7 @@
               <w:rPr>
                 <w:noProof/>
               </w:rPr>
-              <w:instrText xml:space="preserve"> PAGEREF _Toc242979338 \h </w:instrText>
+              <w:instrText xml:space="preserve"> PAGEREF _Toc242994708 \h </w:instrText>
             </w:r>
             <w:r>
               <w:rPr>
@@ -770,7 +770,7 @@
               <w14:ligatures w14:val="standardContextual"/>
             </w:rPr>
           </w:pPr>
-          <w:hyperlink w:anchor="_Toc242979339" w:history="1">
+          <w:hyperlink w:anchor="_Toc242994709" w:history="1">
             <w:r>
               <w:rPr>
                 <w:rStyle w:val="Hyperlink"/>
@@ -796,7 +796,7 @@
               <w:rPr>
                 <w:noProof/>
               </w:rPr>
-              <w:instrText xml:space="preserve"> PAGEREF _Toc242979339 \h </w:instrText>
+              <w:instrText xml:space="preserve"> PAGEREF _Toc242994709 \h </w:instrText>
             </w:r>
             <w:r>
               <w:rPr>
@@ -838,7 +838,7 @@
               <w14:ligatures w14:val="standardContextual"/>
             </w:rPr>
           </w:pPr>
-          <w:hyperlink w:anchor="_Toc242979340" w:history="1">
+          <w:hyperlink w:anchor="_Toc242994710" w:history="1">
             <w:r>
               <w:rPr>
                 <w:rStyle w:val="Hyperlink"/>
@@ -864,7 +864,7 @@
               <w:rPr>
                 <w:noProof/>
               </w:rPr>
-              <w:instrText xml:space="preserve"> PAGEREF _Toc242979340 \h </w:instrText>
+              <w:instrText xml:space="preserve"> PAGEREF _Toc242994710 \h </w:instrText>
             </w:r>
             <w:r>
               <w:rPr>
@@ -906,7 +906,7 @@
               <w14:ligatures w14:val="standardContextual"/>
             </w:rPr>
           </w:pPr>
-          <w:hyperlink w:anchor="_Toc242979341" w:history="1">
+          <w:hyperlink w:anchor="_Toc242994711" w:history="1">
             <w:r>
               <w:rPr>
                 <w:rStyle w:val="Hyperlink"/>
@@ -932,7 +932,7 @@
               <w:rPr>
                 <w:noProof/>
               </w:rPr>
-              <w:instrText xml:space="preserve"> PAGEREF _Toc242979341 \h </w:instrText>
+              <w:instrText xml:space="preserve"> PAGEREF _Toc242994711 \h </w:instrText>
             </w:r>
             <w:r>
               <w:rPr>
@@ -974,7 +974,7 @@
               <w14:ligatures w14:val="standardContextual"/>
             </w:rPr>
           </w:pPr>
-          <w:hyperlink w:anchor="_Toc242979342" w:history="1">
+          <w:hyperlink w:anchor="_Toc242994712" w:history="1">
             <w:r>
               <w:rPr>
                 <w:rStyle w:val="Hyperlink"/>
@@ -1000,7 +1000,7 @@
               <w:rPr>
                 <w:noProof/>
               </w:rPr>
-              <w:instrText xml:space="preserve"> PAGEREF _Toc242979342 \h </w:instrText>
+              <w:instrText xml:space="preserve"> PAGEREF _Toc242994712 \h </w:instrText>
             </w:r>
             <w:r>
               <w:rPr>
@@ -1042,7 +1042,7 @@
               <w14:ligatures w14:val="standardContextual"/>
             </w:rPr>
           </w:pPr>
-          <w:hyperlink w:anchor="_Toc242979343" w:history="1">
+          <w:hyperlink w:anchor="_Toc242994713" w:history="1">
             <w:r>
               <w:rPr>
                 <w:rStyle w:val="Hyperlink"/>
@@ -1068,7 +1068,7 @@
               <w:rPr>
                 <w:noProof/>
               </w:rPr>
-              <w:instrText xml:space="preserve"> PAGEREF _Toc242979343 \h </w:instrText>
+              <w:instrText xml:space="preserve"> PAGEREF _Toc242994713 \h </w:instrText>
             </w:r>
             <w:r>
               <w:rPr>
@@ -1110,7 +1110,7 @@
               <w14:ligatures w14:val="standardContextual"/>
             </w:rPr>
           </w:pPr>
-          <w:hyperlink w:anchor="_Toc242979344" w:history="1">
+          <w:hyperlink w:anchor="_Toc242994714" w:history="1">
             <w:r>
               <w:rPr>
                 <w:rStyle w:val="Hyperlink"/>
@@ -1136,7 +1136,7 @@
               <w:rPr>
                 <w:noProof/>
               </w:rPr>
-              <w:instrText xml:space="preserve"> PAGEREF _Toc242979344 \h </w:instrText>
+              <w:instrText xml:space="preserve"> PAGEREF _Toc242994714 \h </w:instrText>
             </w:r>
             <w:r>
               <w:rPr>
@@ -1191,7 +1191,7 @@
         </w:pBdr>
         <w:spacing w:after="200"/>
       </w:pPr>
-      <w:bookmarkStart w:id="0" w:name="_Toc242979336"/>
+      <w:bookmarkStart w:id="0" w:name="_Toc242994706"/>
       <w:r>
         <w:rPr>
           <w:b/>
@@ -1303,7 +1303,7 @@
         <w:keepNext/>
         <w:spacing w:before="280" w:after="120"/>
       </w:pPr>
-      <w:bookmarkStart w:id="1" w:name="_Toc242979337"/>
+      <w:bookmarkStart w:id="1" w:name="_Toc242994707"/>
       <w:r>
         <w:rPr>
           <w:b/>
@@ -1674,7 +1674,7 @@
         </w:pBdr>
         <w:spacing w:after="200"/>
       </w:pPr>
-      <w:bookmarkStart w:id="2" w:name="_Toc242979338"/>
+      <w:bookmarkStart w:id="2" w:name="_Toc242994708"/>
       <w:r>
         <w:rPr>
           <w:b/>
@@ -7915,7 +7915,7 @@
         </w:pBdr>
         <w:spacing w:after="200"/>
       </w:pPr>
-      <w:bookmarkStart w:id="3" w:name="_Toc242979339"/>
+      <w:bookmarkStart w:id="3" w:name="_Toc242994709"/>
       <w:r>
         <w:rPr>
           <w:b/>
@@ -7992,7 +7992,7 @@
           <w:sz w:val="19"/>
           <w:szCs w:val="19"/>
         </w:rPr>
-        <w:t xml:space="preserve">ทุกบทบาท · </w:t>
+        <w:t xml:space="preserve">ผู้ดูแล/ผู้จัดการ · </w:t>
       </w:r>
       <w:r>
         <w:rPr>
@@ -8903,7 +8903,7 @@
           <w:sz w:val="19"/>
           <w:szCs w:val="19"/>
         </w:rPr>
-        <w:t xml:space="preserve">ทุกบทบาท · </w:t>
+        <w:t xml:space="preserve">ผู้ดูแล/ผู้จัดการ · </w:t>
       </w:r>
       <w:r>
         <w:rPr>
@@ -10003,7 +10003,7 @@
           <w:sz w:val="19"/>
           <w:szCs w:val="19"/>
         </w:rPr>
-        <w:t xml:space="preserve">ทุกบทบาท · </w:t>
+        <w:t xml:space="preserve">ผู้ดูแล/ผู้จัดการ · </w:t>
       </w:r>
       <w:r>
         <w:rPr>
@@ -11614,7 +11614,7 @@
           <w:sz w:val="23"/>
           <w:szCs w:val="23"/>
         </w:rPr>
-        <w:t>ผู้ดูรายงาน (viewer) แก้ข้อมูลกองยานไม่ได้</w:t>
+        <w:t>ผู้ดูรายงาน (viewer) เห็นเฉพาะรายงานและแก้ข้อมูลไม่ได้</w:t>
       </w:r>
     </w:p>
     <w:p>
@@ -11717,14 +11717,14 @@
           <w:sz w:val="19"/>
           <w:szCs w:val="19"/>
         </w:rPr>
-        <w:t xml:space="preserve"> </w:t>
-      </w:r>
-      <w:r>
-        <w:rPr>
-          <w:sz w:val="19"/>
-          <w:szCs w:val="19"/>
-        </w:rPr>
-        <w:t>ไม่เห็นหรือใช้ปุ่มแก้ไข/เพิ่ม ไม่มีเมนูตั้งค่าที่ไม่ได้รับสิทธิ์</w:t>
+        <w:t xml:space="preserve"> viewer </w:t>
+      </w:r>
+      <w:r>
+        <w:rPr>
+          <w:sz w:val="19"/>
+          <w:szCs w:val="19"/>
+        </w:rPr>
+        <w:t>ใช้ได้เฉพาะหน้ารายงานและบัญชีของฉัน (ดู/ส่งออกรายงานได้ แต่ไม่มีปุ่มสมมติฐาน/ตั้งเวลา/เพิ่มรถสันดาป) เมนูมีเฉพาะรายงาน และถ้าพยายามเปิดหน้าอื่นระบบพากลับไปหน้ารายงาน</w:t>
       </w:r>
     </w:p>
     <w:tbl>
@@ -11976,7 +11976,7 @@
                 <w:sz w:val="17"/>
                 <w:szCs w:val="17"/>
               </w:rPr>
-              <w:t>เข้าสู่ระบบด้วย viewer เปิดรถทั้งหมด</w:t>
+              <w:t>เข้าสู่ระบบด้วย viewer</w:t>
             </w:r>
           </w:p>
         </w:tc>
@@ -12005,7 +12005,7 @@
                 <w:sz w:val="17"/>
                 <w:szCs w:val="17"/>
               </w:rPr>
-              <w:t>ไม่มีปุ่มเพิ่มรถหรือไม่สามารถบันทึกได้</w:t>
+              <w:t>เข้าได้และไปที่หน้ารายงานโดยตรง เมนูข้างมีเฉพาะ "รายงาน"</w:t>
             </w:r>
           </w:p>
         </w:tc>
@@ -12161,7 +12161,7 @@
                 <w:sz w:val="17"/>
                 <w:szCs w:val="17"/>
               </w:rPr>
-              <w:t>พยายามเปิดหน้า ตั้งค่า</w:t>
+              <w:t>เปิดเมนู รายงาน</w:t>
             </w:r>
           </w:p>
         </w:tc>
@@ -12191,7 +12191,7 @@
                 <w:sz w:val="17"/>
                 <w:szCs w:val="17"/>
               </w:rPr>
-              <w:t>ไม่เห็นเมนู/เข้าไม่ได้/แจ้งว่าไม่มีสิทธิ์</w:t>
+              <w:t>เห็นรายงานทุกแท็บและมีปุ่ม PDF/Excel ไม่มีปุ่มสมมติฐาน ตั้งเวลาส่งรายงาน เพิ่มรถสันดาป</w:t>
             </w:r>
           </w:p>
         </w:tc>
@@ -12275,6 +12275,189 @@
               <w:right w:val="single" w:sz="4" w:space="0" w:color="C5CFDD"/>
             </w:tcBorders>
             <w:shd w:val="clear" w:color="auto" w:fill="F3F6FB"/>
+            <w:tcMar>
+              <w:top w:w="60" w:type="dxa"/>
+              <w:left w:w="100" w:type="dxa"/>
+              <w:bottom w:w="60" w:type="dxa"/>
+              <w:right w:w="100" w:type="dxa"/>
+            </w:tcMar>
+          </w:tcPr>
+          <w:p>
+            <w:pPr>
+              <w:spacing w:after="20" w:line="260" w:lineRule="auto"/>
+            </w:pPr>
+          </w:p>
+        </w:tc>
+      </w:tr>
+      <w:tr>
+        <w:trPr>
+          <w:cantSplit/>
+        </w:trPr>
+        <w:tc>
+          <w:tcPr>
+            <w:tcW w:w="745" w:type="dxa"/>
+            <w:tcBorders>
+              <w:top w:val="single" w:sz="4" w:space="0" w:color="C5CFDD"/>
+              <w:left w:val="single" w:sz="4" w:space="0" w:color="C5CFDD"/>
+              <w:bottom w:val="single" w:sz="4" w:space="0" w:color="C5CFDD"/>
+              <w:right w:val="single" w:sz="4" w:space="0" w:color="C5CFDD"/>
+            </w:tcBorders>
+            <w:tcMar>
+              <w:top w:w="60" w:type="dxa"/>
+              <w:left w:w="100" w:type="dxa"/>
+              <w:bottom w:w="60" w:type="dxa"/>
+              <w:right w:w="100" w:type="dxa"/>
+            </w:tcMar>
+          </w:tcPr>
+          <w:p>
+            <w:pPr>
+              <w:spacing w:after="20" w:line="260" w:lineRule="auto"/>
+            </w:pPr>
+            <w:r>
+              <w:rPr>
+                <w:sz w:val="17"/>
+                <w:szCs w:val="17"/>
+              </w:rPr>
+              <w:t>3</w:t>
+            </w:r>
+          </w:p>
+        </w:tc>
+        <w:tc>
+          <w:tcPr>
+            <w:tcW w:w="4917" w:type="dxa"/>
+            <w:tcBorders>
+              <w:top w:val="single" w:sz="4" w:space="0" w:color="C5CFDD"/>
+              <w:left w:val="single" w:sz="4" w:space="0" w:color="C5CFDD"/>
+              <w:bottom w:val="single" w:sz="4" w:space="0" w:color="C5CFDD"/>
+              <w:right w:val="single" w:sz="4" w:space="0" w:color="C5CFDD"/>
+            </w:tcBorders>
+            <w:tcMar>
+              <w:top w:w="60" w:type="dxa"/>
+              <w:left w:w="100" w:type="dxa"/>
+              <w:bottom w:w="60" w:type="dxa"/>
+              <w:right w:w="100" w:type="dxa"/>
+            </w:tcMar>
+          </w:tcPr>
+          <w:p>
+            <w:pPr>
+              <w:spacing w:after="20" w:line="260" w:lineRule="auto"/>
+            </w:pPr>
+            <w:r>
+              <w:rPr>
+                <w:sz w:val="17"/>
+                <w:szCs w:val="17"/>
+              </w:rPr>
+              <w:t>พยายามเปิดหน้า รถทั้งหมด และ ตั้งค่า</w:t>
+            </w:r>
+          </w:p>
+        </w:tc>
+        <w:tc>
+          <w:tcPr>
+            <w:tcW w:w="4470" w:type="dxa"/>
+            <w:tcBorders>
+              <w:top w:val="single" w:sz="4" w:space="0" w:color="C5CFDD"/>
+              <w:left w:val="single" w:sz="4" w:space="0" w:color="C5CFDD"/>
+              <w:bottom w:val="single" w:sz="4" w:space="0" w:color="C5CFDD"/>
+              <w:right w:val="single" w:sz="4" w:space="0" w:color="C5CFDD"/>
+            </w:tcBorders>
+            <w:tcMar>
+              <w:top w:w="60" w:type="dxa"/>
+              <w:left w:w="100" w:type="dxa"/>
+              <w:bottom w:w="60" w:type="dxa"/>
+              <w:right w:w="100" w:type="dxa"/>
+            </w:tcMar>
+          </w:tcPr>
+          <w:p>
+            <w:pPr>
+              <w:spacing w:after="20" w:line="260" w:lineRule="auto"/>
+            </w:pPr>
+            <w:r>
+              <w:rPr>
+                <w:sz w:val="17"/>
+                <w:szCs w:val="17"/>
+              </w:rPr>
+              <w:t>ระบบพากลับไปหน้ารายงาน ไม่มีข้อมูลหรือปุ่มแก้ไขให้เห็น</w:t>
+            </w:r>
+          </w:p>
+        </w:tc>
+        <w:tc>
+          <w:tcPr>
+            <w:tcW w:w="1639" w:type="dxa"/>
+            <w:tcBorders>
+              <w:top w:val="single" w:sz="4" w:space="0" w:color="C5CFDD"/>
+              <w:left w:val="single" w:sz="4" w:space="0" w:color="C5CFDD"/>
+              <w:bottom w:val="single" w:sz="4" w:space="0" w:color="C5CFDD"/>
+              <w:right w:val="single" w:sz="4" w:space="0" w:color="C5CFDD"/>
+            </w:tcBorders>
+            <w:tcMar>
+              <w:top w:w="60" w:type="dxa"/>
+              <w:left w:w="100" w:type="dxa"/>
+              <w:bottom w:w="60" w:type="dxa"/>
+              <w:right w:w="100" w:type="dxa"/>
+            </w:tcMar>
+          </w:tcPr>
+          <w:p>
+            <w:pPr>
+              <w:spacing w:after="20" w:line="260" w:lineRule="auto"/>
+            </w:pPr>
+            <w:r>
+              <w:rPr>
+                <w:sz w:val="17"/>
+                <w:szCs w:val="17"/>
+              </w:rPr>
+              <w:t>☐</w:t>
+            </w:r>
+            <w:r>
+              <w:rPr>
+                <w:sz w:val="17"/>
+                <w:szCs w:val="17"/>
+              </w:rPr>
+              <w:t xml:space="preserve"> </w:t>
+            </w:r>
+            <w:r>
+              <w:rPr>
+                <w:sz w:val="17"/>
+                <w:szCs w:val="17"/>
+              </w:rPr>
+              <w:t>ผ่าน</w:t>
+            </w:r>
+          </w:p>
+          <w:p>
+            <w:pPr>
+              <w:spacing w:after="20" w:line="260" w:lineRule="auto"/>
+            </w:pPr>
+            <w:r>
+              <w:rPr>
+                <w:sz w:val="17"/>
+                <w:szCs w:val="17"/>
+              </w:rPr>
+              <w:t>☐</w:t>
+            </w:r>
+            <w:r>
+              <w:rPr>
+                <w:sz w:val="17"/>
+                <w:szCs w:val="17"/>
+              </w:rPr>
+              <w:t xml:space="preserve"> </w:t>
+            </w:r>
+            <w:r>
+              <w:rPr>
+                <w:sz w:val="17"/>
+                <w:szCs w:val="17"/>
+              </w:rPr>
+              <w:t>ไม่ผ่าน</w:t>
+            </w:r>
+          </w:p>
+        </w:tc>
+        <w:tc>
+          <w:tcPr>
+            <w:tcW w:w="3129" w:type="dxa"/>
+            <w:tcBorders>
+              <w:top w:val="single" w:sz="4" w:space="0" w:color="C5CFDD"/>
+              <w:left w:val="single" w:sz="4" w:space="0" w:color="C5CFDD"/>
+              <w:bottom w:val="single" w:sz="4" w:space="0" w:color="C5CFDD"/>
+              <w:right w:val="single" w:sz="4" w:space="0" w:color="C5CFDD"/>
+            </w:tcBorders>
             <w:tcMar>
               <w:top w:w="60" w:type="dxa"/>
               <w:left w:w="100" w:type="dxa"/>
@@ -12371,7 +12554,7 @@
           <w:sz w:val="19"/>
           <w:szCs w:val="19"/>
         </w:rPr>
-        <w:t xml:space="preserve">ทุกบทบาท · </w:t>
+        <w:t xml:space="preserve">ผู้ดูแล/ผู้จัดการ · </w:t>
       </w:r>
       <w:r>
         <w:rPr>
@@ -14151,7 +14334,7 @@
         </w:pBdr>
         <w:spacing w:after="200"/>
       </w:pPr>
-      <w:bookmarkStart w:id="4" w:name="_Toc242979340"/>
+      <w:bookmarkStart w:id="4" w:name="_Toc242994710"/>
       <w:r>
         <w:rPr>
           <w:b/>
@@ -15868,7 +16051,7 @@
           <w:sz w:val="19"/>
           <w:szCs w:val="19"/>
         </w:rPr>
-        <w:t xml:space="preserve">ทุกบทบาท · </w:t>
+        <w:t xml:space="preserve">ผู้ดูแล/ผู้จัดการ · </w:t>
       </w:r>
       <w:r>
         <w:rPr>
@@ -16596,7 +16779,7 @@
           <w:sz w:val="19"/>
           <w:szCs w:val="19"/>
         </w:rPr>
-        <w:t xml:space="preserve">ทุกบทบาท · </w:t>
+        <w:t xml:space="preserve">ผู้ดูแล/ผู้จัดการ · </w:t>
       </w:r>
       <w:r>
         <w:rPr>
@@ -17281,7 +17464,7 @@
         </w:pBdr>
         <w:spacing w:after="200"/>
       </w:pPr>
-      <w:bookmarkStart w:id="5" w:name="_Toc242979341"/>
+      <w:bookmarkStart w:id="5" w:name="_Toc242994711"/>
       <w:r>
         <w:rPr>
           <w:b/>
@@ -20406,7 +20589,7 @@
         </w:pBdr>
         <w:spacing w:after="200"/>
       </w:pPr>
-      <w:bookmarkStart w:id="6" w:name="_Toc242979342"/>
+      <w:bookmarkStart w:id="6" w:name="_Toc242994712"/>
       <w:r>
         <w:rPr>
           <w:b/>
@@ -24631,7 +24814,7 @@
         </w:pBdr>
         <w:spacing w:after="200"/>
       </w:pPr>
-      <w:bookmarkStart w:id="7" w:name="_Toc242979343"/>
+      <w:bookmarkStart w:id="7" w:name="_Toc242994713"/>
       <w:r>
         <w:rPr>
           <w:b/>
@@ -28856,7 +29039,7 @@
         </w:pBdr>
         <w:spacing w:after="200"/>
       </w:pPr>
-      <w:bookmarkStart w:id="8" w:name="_Toc242979344"/>
+      <w:bookmarkStart w:id="8" w:name="_Toc242994714"/>
       <w:r>
         <w:rPr>
           <w:b/>
@@ -29661,7 +29844,7 @@
           <w:sz w:val="19"/>
           <w:szCs w:val="19"/>
         </w:rPr>
-        <w:t xml:space="preserve">ทุกบทบาท · </w:t>
+        <w:t xml:space="preserve">ผู้ดูแล/ผู้จัดการ · </w:t>
       </w:r>
       <w:r>
         <w:rPr>
@@ -31788,10 +31971,64 @@
 <file path=word/numbering.xml><?xml version="1.0" encoding="utf-8"?>
 <w:numbering xmlns:wpc="http://schemas.microsoft.com/office/word/2010/wordprocessingCanvas" xmlns:cx="http://schemas.microsoft.com/office/drawing/2014/chartex" xmlns:cx1="http://schemas.microsoft.com/office/drawing/2015/9/8/chartex" xmlns:cx2="http://schemas.microsoft.com/office/drawing/2015/10/21/chartex" xmlns:cx3="http://schemas.microsoft.com/office/drawing/2016/5/9/chartex" xmlns:cx4="http://schemas.microsoft.com/office/drawing/2016/5/10/chartex" xmlns:cx5="http://schemas.microsoft.com/office/drawing/2016/5/11/chartex" xmlns:cx6="http://schemas.microsoft.com/office/drawing/2016/5/12/chartex" xmlns:cx7="http://schemas.microsoft.com/office/drawing/2016/5/13/chartex" xmlns:cx8="http://schemas.microsoft.com/office/drawing/2016/5/14/chartex" xmlns:mc="http://schemas.openxmlformats.org/markup-compatibility/2006" xmlns:aink="http://schemas.microsoft.com/office/drawing/2016/ink" xmlns:am3d="http://schemas.microsoft.com/office/drawing/2017/model3d" xmlns:o="urn:schemas-microsoft-com:office:office" xmlns:oel="http://schemas.microsoft.com/office/2019/extlst" xmlns:r="http://schemas.openxmlformats.org/officeDocument/2006/relationships" xmlns:m="http://schemas.openxmlformats.org/officeDocument/2006/math" xmlns:v="urn:schemas-microsoft-com:vml" xmlns:wp14="http://schemas.microsoft.com/office/word/2010/wordprocessingDrawing" xmlns:wp="http://schemas.openxmlformats.org/drawingml/2006/wordprocessingDrawing" xmlns:w10="urn:schemas-microsoft-com:office:word" xmlns:w="http://schemas.openxmlformats.org/wordprocessingml/2006/main" xmlns:w14="http://schemas.microsoft.com/office/word/2010/wordml" xmlns:w15="http://schemas.microsoft.com/office/word/2012/wordml" xmlns:w16cex="http://schemas.microsoft.com/office/word/2018/wordml/cex" xmlns:w16cid="http://schemas.microsoft.com/office/word/2016/wordml/cid" xmlns:w16="http://schemas.microsoft.com/office/word/2018/wordml" xmlns:w16du="http://schemas.microsoft.com/office/word/2023/wordml/word16du" xmlns:w16sdtdh="http://schemas.microsoft.com/office/word/2020/wordml/sdtdatahash" xmlns:w16sdtfl="http://schemas.microsoft.com/office/word/2024/wordml/sdtformatlock" xmlns:w16se="http://schemas.microsoft.com/office/word/2015/wordml/symex" xmlns:wpg="http://schemas.microsoft.com/office/word/2010/wordprocessingGroup" xmlns:wpi="http://schemas.microsoft.com/office/word/2010/wordprocessingInk" xmlns:wne="http://schemas.microsoft.com/office/word/2006/wordml" xmlns:wps="http://schemas.microsoft.com/office/word/2010/wordprocessingShape" mc:Ignorable="w14 w15 w16se w16cid w16 w16cex w16sdtdh w16sdtfl w16du wp14">
   <w:abstractNum w:abstractNumId="0" w15:restartNumberingAfterBreak="0">
-    <w:nsid w:val="01107CCE"/>
+    <w:nsid w:val="2D9864BB"/>
     <w:multiLevelType w:val="hybridMultilevel"/>
-    <w:tmpl w:val="733075B2"/>
-    <w:lvl w:ilvl="0" w:tplc="AB463D14">
+    <w:tmpl w:val="55086604"/>
+    <w:lvl w:ilvl="0" w:tplc="25E4184E" w:tentative="1">
+      <w:start w:val="1"/>
+      <w:numFmt w:val="bullet"/>
+      <w:lvlText w:val="•"/>
+      <w:lvlJc w:val="left"/>
+      <w:pPr>
+        <w:ind w:left="540" w:hanging="270"/>
+      </w:pPr>
+    </w:lvl>
+    <w:lvl w:ilvl="1" w:tplc="DAF8D430">
+      <w:numFmt w:val="decimal"/>
+      <w:lvlText w:val=""/>
+      <w:lvlJc w:val="left"/>
+    </w:lvl>
+    <w:lvl w:ilvl="2" w:tplc="E78C8C72">
+      <w:numFmt w:val="decimal"/>
+      <w:lvlText w:val=""/>
+      <w:lvlJc w:val="left"/>
+    </w:lvl>
+    <w:lvl w:ilvl="3" w:tplc="8FC03C90">
+      <w:numFmt w:val="decimal"/>
+      <w:lvlText w:val=""/>
+      <w:lvlJc w:val="left"/>
+    </w:lvl>
+    <w:lvl w:ilvl="4" w:tplc="ED7E94E0">
+      <w:numFmt w:val="decimal"/>
+      <w:lvlText w:val=""/>
+      <w:lvlJc w:val="left"/>
+    </w:lvl>
+    <w:lvl w:ilvl="5" w:tplc="BED47B4A">
+      <w:numFmt w:val="decimal"/>
+      <w:lvlText w:val=""/>
+      <w:lvlJc w:val="left"/>
+    </w:lvl>
+    <w:lvl w:ilvl="6" w:tplc="40D21A78">
+      <w:numFmt w:val="decimal"/>
+      <w:lvlText w:val=""/>
+      <w:lvlJc w:val="left"/>
+    </w:lvl>
+    <w:lvl w:ilvl="7" w:tplc="D3C2301A">
+      <w:numFmt w:val="decimal"/>
+      <w:lvlText w:val=""/>
+      <w:lvlJc w:val="left"/>
+    </w:lvl>
+    <w:lvl w:ilvl="8" w:tplc="A57C1510">
+      <w:numFmt w:val="decimal"/>
+      <w:lvlText w:val=""/>
+      <w:lvlJc w:val="left"/>
+    </w:lvl>
+  </w:abstractNum>
+  <w:abstractNum w:abstractNumId="1" w15:restartNumberingAfterBreak="0">
+    <w:nsid w:val="2DD86FB5"/>
+    <w:multiLevelType w:val="hybridMultilevel"/>
+    <w:tmpl w:val="829639F0"/>
+    <w:lvl w:ilvl="0" w:tplc="2DC67138">
       <w:start w:val="1"/>
       <w:numFmt w:val="decimal"/>
       <w:lvlText w:val="%1."/>
@@ -31800,52 +32037,52 @@
         <w:ind w:left="540" w:hanging="360"/>
       </w:pPr>
     </w:lvl>
-    <w:lvl w:ilvl="1" w:tplc="890296CC">
+    <w:lvl w:ilvl="1" w:tplc="CA20B682">
       <w:numFmt w:val="decimal"/>
       <w:lvlText w:val=""/>
       <w:lvlJc w:val="left"/>
     </w:lvl>
-    <w:lvl w:ilvl="2" w:tplc="B7AA73BC">
+    <w:lvl w:ilvl="2" w:tplc="3D36C304">
       <w:numFmt w:val="decimal"/>
       <w:lvlText w:val=""/>
       <w:lvlJc w:val="left"/>
     </w:lvl>
-    <w:lvl w:ilvl="3" w:tplc="71DA333C">
+    <w:lvl w:ilvl="3" w:tplc="EB64F0DC">
       <w:numFmt w:val="decimal"/>
       <w:lvlText w:val=""/>
       <w:lvlJc w:val="left"/>
     </w:lvl>
-    <w:lvl w:ilvl="4" w:tplc="F8C2E9C8">
+    <w:lvl w:ilvl="4" w:tplc="D87A827A">
       <w:numFmt w:val="decimal"/>
       <w:lvlText w:val=""/>
       <w:lvlJc w:val="left"/>
     </w:lvl>
-    <w:lvl w:ilvl="5" w:tplc="4490AFF4">
+    <w:lvl w:ilvl="5" w:tplc="EF08AC84">
       <w:numFmt w:val="decimal"/>
       <w:lvlText w:val=""/>
       <w:lvlJc w:val="left"/>
     </w:lvl>
-    <w:lvl w:ilvl="6" w:tplc="9B20A58C">
+    <w:lvl w:ilvl="6" w:tplc="BD26EAB2">
       <w:numFmt w:val="decimal"/>
       <w:lvlText w:val=""/>
       <w:lvlJc w:val="left"/>
     </w:lvl>
-    <w:lvl w:ilvl="7" w:tplc="6CC08858">
+    <w:lvl w:ilvl="7" w:tplc="6AA4B42A">
       <w:numFmt w:val="decimal"/>
       <w:lvlText w:val=""/>
       <w:lvlJc w:val="left"/>
     </w:lvl>
-    <w:lvl w:ilvl="8" w:tplc="059C890A">
+    <w:lvl w:ilvl="8" w:tplc="4D74E28A">
       <w:numFmt w:val="decimal"/>
       <w:lvlText w:val=""/>
       <w:lvlJc w:val="left"/>
     </w:lvl>
   </w:abstractNum>
-  <w:abstractNum w:abstractNumId="1" w15:restartNumberingAfterBreak="0">
-    <w:nsid w:val="02603B35"/>
+  <w:abstractNum w:abstractNumId="2" w15:restartNumberingAfterBreak="0">
+    <w:nsid w:val="5F911917"/>
     <w:multiLevelType w:val="hybridMultilevel"/>
-    <w:tmpl w:val="FADA2D04"/>
-    <w:lvl w:ilvl="0" w:tplc="3C6EB09C" w:tentative="1">
+    <w:tmpl w:val="278A519E"/>
+    <w:lvl w:ilvl="0" w:tplc="8F900CF8" w:tentative="1">
       <w:start w:val="1"/>
       <w:numFmt w:val="bullet"/>
       <w:lvlText w:val="●"/>
@@ -31854,7 +32091,7 @@
         <w:ind w:left="720" w:hanging="360"/>
       </w:pPr>
     </w:lvl>
-    <w:lvl w:ilvl="1" w:tplc="FD30BABC" w:tentative="1">
+    <w:lvl w:ilvl="1" w:tplc="D632EC70" w:tentative="1">
       <w:start w:val="1"/>
       <w:numFmt w:val="bullet"/>
       <w:lvlText w:val="○"/>
@@ -31863,7 +32100,7 @@
         <w:ind w:left="1440" w:hanging="360"/>
       </w:pPr>
     </w:lvl>
-    <w:lvl w:ilvl="2" w:tplc="45F073EE" w:tentative="1">
+    <w:lvl w:ilvl="2" w:tplc="1AD82A14" w:tentative="1">
       <w:start w:val="1"/>
       <w:numFmt w:val="bullet"/>
       <w:lvlText w:val="■"/>
@@ -31872,7 +32109,7 @@
         <w:ind w:left="2160" w:hanging="360"/>
       </w:pPr>
     </w:lvl>
-    <w:lvl w:ilvl="3" w:tplc="DCB8437E" w:tentative="1">
+    <w:lvl w:ilvl="3" w:tplc="AD3686D4" w:tentative="1">
       <w:start w:val="1"/>
       <w:numFmt w:val="bullet"/>
       <w:lvlText w:val="●"/>
@@ -31881,7 +32118,7 @@
         <w:ind w:left="2880" w:hanging="360"/>
       </w:pPr>
     </w:lvl>
-    <w:lvl w:ilvl="4" w:tplc="BA5CF3A6" w:tentative="1">
+    <w:lvl w:ilvl="4" w:tplc="F70E9D1C" w:tentative="1">
       <w:start w:val="1"/>
       <w:numFmt w:val="bullet"/>
       <w:lvlText w:val="○"/>
@@ -31890,7 +32127,7 @@
         <w:ind w:left="3600" w:hanging="360"/>
       </w:pPr>
     </w:lvl>
-    <w:lvl w:ilvl="5" w:tplc="EA741234" w:tentative="1">
+    <w:lvl w:ilvl="5" w:tplc="A36622E8" w:tentative="1">
       <w:start w:val="1"/>
       <w:numFmt w:val="bullet"/>
       <w:lvlText w:val="■"/>
@@ -31899,7 +32136,7 @@
         <w:ind w:left="4320" w:hanging="360"/>
       </w:pPr>
     </w:lvl>
-    <w:lvl w:ilvl="6" w:tplc="B4CED9EE" w:tentative="1">
+    <w:lvl w:ilvl="6" w:tplc="88964EF6" w:tentative="1">
       <w:start w:val="1"/>
       <w:numFmt w:val="bullet"/>
       <w:lvlText w:val="●"/>
@@ -31908,7 +32145,7 @@
         <w:ind w:left="5040" w:hanging="360"/>
       </w:pPr>
     </w:lvl>
-    <w:lvl w:ilvl="7" w:tplc="347274B0" w:tentative="1">
+    <w:lvl w:ilvl="7" w:tplc="92D2206E" w:tentative="1">
       <w:start w:val="1"/>
       <w:numFmt w:val="bullet"/>
       <w:lvlText w:val="●"/>
@@ -31917,7 +32154,7 @@
         <w:ind w:left="5760" w:hanging="360"/>
       </w:pPr>
     </w:lvl>
-    <w:lvl w:ilvl="8" w:tplc="ED36D9B8" w:tentative="1">
+    <w:lvl w:ilvl="8" w:tplc="7E7E36C4" w:tentative="1">
       <w:start w:val="1"/>
       <w:numFmt w:val="bullet"/>
       <w:lvlText w:val="●"/>
@@ -31927,68 +32164,14 @@
       </w:pPr>
     </w:lvl>
   </w:abstractNum>
-  <w:abstractNum w:abstractNumId="2" w15:restartNumberingAfterBreak="0">
-    <w:nsid w:val="6F88719C"/>
-    <w:multiLevelType w:val="hybridMultilevel"/>
-    <w:tmpl w:val="6070285E"/>
-    <w:lvl w:ilvl="0" w:tplc="F46A06AC" w:tentative="1">
-      <w:start w:val="1"/>
-      <w:numFmt w:val="bullet"/>
-      <w:lvlText w:val="•"/>
-      <w:lvlJc w:val="left"/>
-      <w:pPr>
-        <w:ind w:left="540" w:hanging="270"/>
-      </w:pPr>
-    </w:lvl>
-    <w:lvl w:ilvl="1" w:tplc="3604C756">
-      <w:numFmt w:val="decimal"/>
-      <w:lvlText w:val=""/>
-      <w:lvlJc w:val="left"/>
-    </w:lvl>
-    <w:lvl w:ilvl="2" w:tplc="C152D70A">
-      <w:numFmt w:val="decimal"/>
-      <w:lvlText w:val=""/>
-      <w:lvlJc w:val="left"/>
-    </w:lvl>
-    <w:lvl w:ilvl="3" w:tplc="55CAB596">
-      <w:numFmt w:val="decimal"/>
-      <w:lvlText w:val=""/>
-      <w:lvlJc w:val="left"/>
-    </w:lvl>
-    <w:lvl w:ilvl="4" w:tplc="DF7C1448">
-      <w:numFmt w:val="decimal"/>
-      <w:lvlText w:val=""/>
-      <w:lvlJc w:val="left"/>
-    </w:lvl>
-    <w:lvl w:ilvl="5" w:tplc="6F383178">
-      <w:numFmt w:val="decimal"/>
-      <w:lvlText w:val=""/>
-      <w:lvlJc w:val="left"/>
-    </w:lvl>
-    <w:lvl w:ilvl="6" w:tplc="3EB4E032">
-      <w:numFmt w:val="decimal"/>
-      <w:lvlText w:val=""/>
-      <w:lvlJc w:val="left"/>
-    </w:lvl>
-    <w:lvl w:ilvl="7" w:tplc="79B82A82">
-      <w:numFmt w:val="decimal"/>
-      <w:lvlText w:val=""/>
-      <w:lvlJc w:val="left"/>
-    </w:lvl>
-    <w:lvl w:ilvl="8" w:tplc="380C8B40">
-      <w:numFmt w:val="decimal"/>
-      <w:lvlText w:val=""/>
-      <w:lvlJc w:val="left"/>
-    </w:lvl>
-  </w:abstractNum>
-  <w:num w:numId="1" w16cid:durableId="778136526">
-    <w:abstractNumId w:val="1"/>
+  <w:num w:numId="1" w16cid:durableId="631864396">
+    <w:abstractNumId w:val="2"/>
     <w:lvlOverride w:ilvl="0">
       <w:startOverride w:val="1"/>
     </w:lvlOverride>
   </w:num>
-  <w:num w:numId="2" w16cid:durableId="1878469847">
-    <w:abstractNumId w:val="0"/>
+  <w:num w:numId="2" w16cid:durableId="1380982136">
+    <w:abstractNumId w:val="1"/>
     <w:lvlOverride w:ilvl="0">
       <w:startOverride w:val="1"/>
     </w:lvlOverride>
@@ -32618,7 +32801,7 @@
     <w:autoRedefine/>
     <w:uiPriority w:val="39"/>
     <w:unhideWhenUsed/>
-    <w:rsid w:val="00C447DB"/>
+    <w:rsid w:val="00592441"/>
     <w:pPr>
       <w:spacing w:after="100"/>
     </w:pPr>
@@ -32634,7 +32817,7 @@
     <w:autoRedefine/>
     <w:uiPriority w:val="39"/>
     <w:unhideWhenUsed/>
-    <w:rsid w:val="00C447DB"/>
+    <w:rsid w:val="00592441"/>
     <w:pPr>
       <w:spacing w:after="100"/>
       <w:ind w:left="210"/>
